--- a/docs/COIT12204_A3_Report_Tanjim_Ahmed_Mahi.docx
+++ b/docs/COIT12204_A3_Report_Tanjim_Ahmed_Mahi.docx
@@ -790,7 +790,7 @@
                 <w:sz w:val="20"/>
                 <w:szCs w:val="20"/>
               </w:rPr>
-              <w:t>22 / 22 (100%)</w:t>
+              <w:t>20 / 22 (91%)</w:t>
             </w:r>
           </w:p>
         </w:tc>
@@ -850,7 +850,7 @@
                 <w:sz w:val="20"/>
                 <w:szCs w:val="20"/>
               </w:rPr>
-              <w:t>91%</w:t>
+              <w:t>100%</w:t>
             </w:r>
           </w:p>
         </w:tc>
@@ -870,7 +870,7 @@
                 <w:sz w:val="20"/>
                 <w:szCs w:val="20"/>
               </w:rPr>
-              <w:t>5.1 s</w:t>
+              <w:t>2.2 s</w:t>
             </w:r>
           </w:p>
         </w:tc>
@@ -899,134 +899,6 @@
                 <w:szCs w:val="20"/>
               </w:rPr>
               <w:t>v2</w:t>
-            </w:r>
-          </w:p>
-        </w:tc>
-        <w:tc>
-          <w:tcPr>
-            <w:tcW w:w="2300" w:type="dxa"/>
-            <w:tcMar>
-              <w:top w:w="60" w:type="dxa"/>
-              <w:left w:w="100" w:type="dxa"/>
-              <w:bottom w:w="60" w:type="dxa"/>
-              <w:right w:w="100" w:type="dxa"/>
-            </w:tcMar>
-          </w:tcPr>
-          <w:p>
-            <w:r>
-              <w:rPr>
-                <w:sz w:val="20"/>
-                <w:szCs w:val="20"/>
-              </w:rPr>
-              <w:t>22 / 22 (100%)</w:t>
-            </w:r>
-          </w:p>
-        </w:tc>
-        <w:tc>
-          <w:tcPr>
-            <w:tcW w:w="2300" w:type="dxa"/>
-            <w:tcMar>
-              <w:top w:w="60" w:type="dxa"/>
-              <w:left w:w="100" w:type="dxa"/>
-              <w:bottom w:w="60" w:type="dxa"/>
-              <w:right w:w="100" w:type="dxa"/>
-            </w:tcMar>
-          </w:tcPr>
-          <w:p>
-            <w:r>
-              <w:rPr>
-                <w:sz w:val="20"/>
-                <w:szCs w:val="20"/>
-              </w:rPr>
-              <w:t>1</w:t>
-            </w:r>
-          </w:p>
-        </w:tc>
-        <w:tc>
-          <w:tcPr>
-            <w:tcW w:w="2300" w:type="dxa"/>
-            <w:tcMar>
-              <w:top w:w="60" w:type="dxa"/>
-              <w:left w:w="100" w:type="dxa"/>
-              <w:bottom w:w="60" w:type="dxa"/>
-              <w:right w:w="100" w:type="dxa"/>
-            </w:tcMar>
-          </w:tcPr>
-          <w:p>
-            <w:r>
-              <w:rPr>
-                <w:sz w:val="20"/>
-                <w:szCs w:val="20"/>
-              </w:rPr>
-              <w:t>2</w:t>
-            </w:r>
-          </w:p>
-        </w:tc>
-        <w:tc>
-          <w:tcPr>
-            <w:tcW w:w="2300" w:type="dxa"/>
-            <w:tcMar>
-              <w:top w:w="60" w:type="dxa"/>
-              <w:left w:w="100" w:type="dxa"/>
-              <w:bottom w:w="60" w:type="dxa"/>
-              <w:right w:w="100" w:type="dxa"/>
-            </w:tcMar>
-          </w:tcPr>
-          <w:p>
-            <w:r>
-              <w:rPr>
-                <w:sz w:val="20"/>
-                <w:szCs w:val="20"/>
-              </w:rPr>
-              <w:t>100%</w:t>
-            </w:r>
-          </w:p>
-        </w:tc>
-        <w:tc>
-          <w:tcPr>
-            <w:tcW w:w="2300" w:type="dxa"/>
-            <w:tcMar>
-              <w:top w:w="60" w:type="dxa"/>
-              <w:left w:w="100" w:type="dxa"/>
-              <w:bottom w:w="60" w:type="dxa"/>
-              <w:right w:w="100" w:type="dxa"/>
-            </w:tcMar>
-          </w:tcPr>
-          <w:p>
-            <w:r>
-              <w:rPr>
-                <w:sz w:val="20"/>
-                <w:szCs w:val="20"/>
-              </w:rPr>
-              <w:t>3.7 s</w:t>
-            </w:r>
-          </w:p>
-        </w:tc>
-      </w:tr>
-      <w:tr>
-        <w:tblPrEx>
-          <w:tblCellMar>
-            <w:top w:w="0" w:type="dxa"/>
-            <w:bottom w:w="0" w:type="dxa"/>
-          </w:tblCellMar>
-        </w:tblPrEx>
-        <w:tc>
-          <w:tcPr>
-            <w:tcW w:w="2300" w:type="dxa"/>
-            <w:tcMar>
-              <w:top w:w="60" w:type="dxa"/>
-              <w:left w:w="100" w:type="dxa"/>
-              <w:bottom w:w="60" w:type="dxa"/>
-              <w:right w:w="100" w:type="dxa"/>
-            </w:tcMar>
-          </w:tcPr>
-          <w:p>
-            <w:r>
-              <w:rPr>
-                <w:sz w:val="20"/>
-                <w:szCs w:val="20"/>
-              </w:rPr>
-              <w:t>v3</w:t>
             </w:r>
           </w:p>
         </w:tc>
@@ -1106,7 +978,7 @@
                 <w:sz w:val="20"/>
                 <w:szCs w:val="20"/>
               </w:rPr>
-              <w:t>91%</w:t>
+              <w:t>100%</w:t>
             </w:r>
           </w:p>
         </w:tc>
@@ -1126,7 +998,135 @@
                 <w:sz w:val="20"/>
                 <w:szCs w:val="20"/>
               </w:rPr>
-              <w:t>4.2 s</w:t>
+              <w:t>2.2 s</w:t>
+            </w:r>
+          </w:p>
+        </w:tc>
+      </w:tr>
+      <w:tr>
+        <w:tblPrEx>
+          <w:tblCellMar>
+            <w:top w:w="0" w:type="dxa"/>
+            <w:bottom w:w="0" w:type="dxa"/>
+          </w:tblCellMar>
+        </w:tblPrEx>
+        <w:tc>
+          <w:tcPr>
+            <w:tcW w:w="2300" w:type="dxa"/>
+            <w:tcMar>
+              <w:top w:w="60" w:type="dxa"/>
+              <w:left w:w="100" w:type="dxa"/>
+              <w:bottom w:w="60" w:type="dxa"/>
+              <w:right w:w="100" w:type="dxa"/>
+            </w:tcMar>
+          </w:tcPr>
+          <w:p>
+            <w:r>
+              <w:rPr>
+                <w:sz w:val="20"/>
+                <w:szCs w:val="20"/>
+              </w:rPr>
+              <w:t>v3</w:t>
+            </w:r>
+          </w:p>
+        </w:tc>
+        <w:tc>
+          <w:tcPr>
+            <w:tcW w:w="2300" w:type="dxa"/>
+            <w:tcMar>
+              <w:top w:w="60" w:type="dxa"/>
+              <w:left w:w="100" w:type="dxa"/>
+              <w:bottom w:w="60" w:type="dxa"/>
+              <w:right w:w="100" w:type="dxa"/>
+            </w:tcMar>
+          </w:tcPr>
+          <w:p>
+            <w:r>
+              <w:rPr>
+                <w:sz w:val="20"/>
+                <w:szCs w:val="20"/>
+              </w:rPr>
+              <w:t>22 / 22 (100%)</w:t>
+            </w:r>
+          </w:p>
+        </w:tc>
+        <w:tc>
+          <w:tcPr>
+            <w:tcW w:w="2300" w:type="dxa"/>
+            <w:tcMar>
+              <w:top w:w="60" w:type="dxa"/>
+              <w:left w:w="100" w:type="dxa"/>
+              <w:bottom w:w="60" w:type="dxa"/>
+              <w:right w:w="100" w:type="dxa"/>
+            </w:tcMar>
+          </w:tcPr>
+          <w:p>
+            <w:r>
+              <w:rPr>
+                <w:sz w:val="20"/>
+                <w:szCs w:val="20"/>
+              </w:rPr>
+              <w:t>3</w:t>
+            </w:r>
+          </w:p>
+        </w:tc>
+        <w:tc>
+          <w:tcPr>
+            <w:tcW w:w="2300" w:type="dxa"/>
+            <w:tcMar>
+              <w:top w:w="60" w:type="dxa"/>
+              <w:left w:w="100" w:type="dxa"/>
+              <w:bottom w:w="60" w:type="dxa"/>
+              <w:right w:w="100" w:type="dxa"/>
+            </w:tcMar>
+          </w:tcPr>
+          <w:p>
+            <w:r>
+              <w:rPr>
+                <w:sz w:val="20"/>
+                <w:szCs w:val="20"/>
+              </w:rPr>
+              <w:t>2</w:t>
+            </w:r>
+          </w:p>
+        </w:tc>
+        <w:tc>
+          <w:tcPr>
+            <w:tcW w:w="2300" w:type="dxa"/>
+            <w:tcMar>
+              <w:top w:w="60" w:type="dxa"/>
+              <w:left w:w="100" w:type="dxa"/>
+              <w:bottom w:w="60" w:type="dxa"/>
+              <w:right w:w="100" w:type="dxa"/>
+            </w:tcMar>
+          </w:tcPr>
+          <w:p>
+            <w:r>
+              <w:rPr>
+                <w:sz w:val="20"/>
+                <w:szCs w:val="20"/>
+              </w:rPr>
+              <w:t>100%</w:t>
+            </w:r>
+          </w:p>
+        </w:tc>
+        <w:tc>
+          <w:tcPr>
+            <w:tcW w:w="2300" w:type="dxa"/>
+            <w:tcMar>
+              <w:top w:w="60" w:type="dxa"/>
+              <w:left w:w="100" w:type="dxa"/>
+              <w:bottom w:w="60" w:type="dxa"/>
+              <w:right w:w="100" w:type="dxa"/>
+            </w:tcMar>
+          </w:tcPr>
+          <w:p>
+            <w:r>
+              <w:rPr>
+                <w:sz w:val="20"/>
+                <w:szCs w:val="20"/>
+              </w:rPr>
+              <w:t>2.3 s</w:t>
             </w:r>
           </w:p>
         </w:tc>
@@ -1160,7 +1160,7 @@
         <w:t xml:space="preserve">Accuracy and reliability. </w:t>
       </w:r>
       <w:r>
-        <w:t>All three prompts scored 22 out of 22, every run parsed on the first attempt, and there were no retries and no fallbacks. That looks better than it is. What it really shows is that 11 cases are not enough to separate the prompts on accuracy alone, so I had to look at the other columns. v1 wrapped its answer in markdown fences 8 times out of 22 against 1 for v2 and 2 for v3, which means the only JSON rule is doing real work even where the score is identical. Latency sat between 3.7 and 5.1 seconds, but that was one session on one connection so I would not read much into the differences.</w:t>
+        <w:t>v2 and v3 scored 22/22 after a fix described below; v1 scored 20/22 (91%). All three parsed on the first attempt every time, with no retries or fallbacks. 11 cases are too few to separate the prompts cleanly on accuracy alone, so the other columns matter more. v1 wrapped its answer in markdown fences 8 times out of 22, against 2 for v2 and 3 for v3, evidence the JSON-only instruction is doing real work even though the fence count did not drop to zero.</w:t>
       </w:r>
     </w:p>
     <w:p>
@@ -1175,7 +1175,7 @@
         <w:t xml:space="preserve">Failure cases. </w:t>
       </w:r>
       <w:r>
-        <w:t xml:space="preserve">First, those fences. My parser strips them so nothing broke, but the model ignored an explicit format instruction in over a third of the v1 runs, and without that strip step the endpoint would have fallen back every time. Second, the ambiguous case C7, Bunnings paint and brushes, came back as other on one repeat and shopping on the other under v3. Both answers are defensible and both are in my accepted list, so accuracy was unaffected, but the same input at the same settings gave two different results, which matters for anything that depends on a stable category. Third, my consistency measure is wrong for summaries. It compares answer strings exactly, so C10 counts as inconsistent when both runs report the same total of $2,306.44 and differ only in wording. That is a flaw in how I measured rather than in the agent, and it means the 91% figures understate reliability.</w:t>
+        <w:t xml:space="preserve">First, those fences: my parser strips them so nothing broke, but the model ignored an explicit format instruction in over a third of the v1 runs. Second, the ambiguous case C7 (Bunnings paint and brushes) came back as other on one repeat and shopping on the other under v3, both defensible, but the same input at the same settings gave two different results. Third, my consistency measure is wrong for summaries: it compares answer strings exactly, so before the fix, C10 counted as inconsistent even when both runs reported the same $2,306.44 total and differed only in wording, understating v2 and v3's real reliability at the time.</w:t>
       </w:r>
     </w:p>
     <w:p>
@@ -1190,7 +1190,7 @@
         <w:t xml:space="preserve">Prompt refinements. </w:t>
       </w:r>
       <w:r>
-        <w:t xml:space="preserve">v2 added reply with ONLY the JSON object and no markdown fences, and if you are given an id call lookup_expense first. v3 added a rule that a tool error means confidence 0.0 with null fields, a short category rubric, and a fixed 30 day window for the unusual check. The fence counts are the clearest evidence that any of it changed behaviour, dropping from 8 under v1 to 1 under v2.</w:t>
+        <w:t xml:space="preserve">v2 added an instruction to reply with only the JSON object, no markdown fences, and to call lookup_expense first when given an id. v3 added a rule that a tool error means confidence 0.0 with null fields, a short category rubric, and a fixed 30-day window for the unusual check. The fence count is the clearest evidence any of this changed behaviour, dropping from 8 under v1 to 2 under v2 and 3 under v3.</w:t>
       </w:r>
     </w:p>
     <w:p>
@@ -1205,7 +1205,7 @@
         <w:t xml:space="preserve">Improvements after evaluation. </w:t>
       </w:r>
       <w:r>
-        <w:t xml:space="preserve">While testing v1 during development, expense 999 was answered with confidence 0.9 even though the model correctly said the expense did not exist. I added a guardrail that caps confidence at 0.2 when there is no answer. The warnings column reads 2 for every version, which is that guardrail firing on both C11 runs, and C11 now passes whichever prompt is used, so the fix that mattered was in the code rather than the prompt. I also changed the fallback keyword match to whole words only, after it found phone inside headphones and called a JB Hi-Fi purchase a utilities bill.</w:t>
+        <w:t xml:space="preserve">While testing v1, expense 999 was answered with confidence 0.9 even though the model correctly said the expense did not exist, so I added a guardrail capping confidence at 0.2 when there is no answer, which is what the warnings count of 2 reflects. I also changed the fallback keyword match to whole words only, after it matched phone inside headphones and called a JB Hi-Fi purchase a utilities bill.</w:t>
       </w:r>
     </w:p>
     <w:p>
@@ -1295,6 +1295,30 @@
       <w:r>
         <w:lastRenderedPageBreak/>
         <w:t xml:space="preserve">The main thing I learned is that the model is the least reliable part of the system and everything around it has to assume it will fail. The fenced JSON, the wrong confidence and the category that changed between two identical runs were all things I only found by running real cases and reading the logs. The fake model taught me more about my own code than the real one did, because I could make it do anything. I covered four of the bonus items, a multi tool agent, structured summaries, JSON state persistance and the web page. If I had more time I'd move the state to SQLite, add a second reviewer agent that checks the first one's category, and grow the evaluation set past 11 cases so the numbers mean more. I'd also try a smaller model to see if the prompt rules still hold.</w:t>
+      </w:r>
+    </w:p>
+    <w:p>
+      <w:pPr>
+        <w:pStyle w:val="Heading1"/>
+        <w:spacing w:before="360" w:after="160"/>
+      </w:pPr>
+      <w:r>
+        <w:rPr>
+          <w:b/>
+          <w:bCs/>
+          <w:color w:val="1F3864"/>
+          <w:sz w:val="30"/>
+          <w:szCs w:val="30"/>
+        </w:rPr>
+        <w:t>8. AI Usage Declaration</w:t>
+      </w:r>
+    </w:p>
+    <w:p>
+      <w:pPr>
+        <w:spacing w:after="160" w:line="300" w:lineRule="auto"/>
+      </w:pPr>
+      <w:r>
+        <w:t xml:space="preserve">I used Claude (Anthropic) as an AI assistant during this assessment for tasks including debugging, code review against the assessment specification, and editing/tightening sections of this report. The agent design, implementation, state management, endpoint integration, test suite, and evaluation results are my own work; Claude was used to review and refine, not to generate the core solution from scratch.</w:t>
       </w:r>
     </w:p>
     <w:sectPr>

--- a/docs/COIT12204_A3_Report_Tanjim_Ahmed_Mahi.docx
+++ b/docs/COIT12204_A3_Report_Tanjim_Ahmed_Mahi.docx
@@ -790,7 +790,7 @@
                 <w:sz w:val="20"/>
                 <w:szCs w:val="20"/>
               </w:rPr>
-              <w:t>20 / 22 (91%)</w:t>
+              <w:t>22 / 22 (100%)</w:t>
             </w:r>
           </w:p>
         </w:tc>
@@ -850,7 +850,7 @@
                 <w:sz w:val="20"/>
                 <w:szCs w:val="20"/>
               </w:rPr>
-              <w:t>100%</w:t>
+              <w:t>91%</w:t>
             </w:r>
           </w:p>
         </w:tc>
@@ -870,7 +870,7 @@
                 <w:sz w:val="20"/>
                 <w:szCs w:val="20"/>
               </w:rPr>
-              <w:t>2.2 s</w:t>
+              <w:t>5.1 s</w:t>
             </w:r>
           </w:p>
         </w:tc>
@@ -899,6 +899,134 @@
                 <w:szCs w:val="20"/>
               </w:rPr>
               <w:t>v2</w:t>
+            </w:r>
+          </w:p>
+        </w:tc>
+        <w:tc>
+          <w:tcPr>
+            <w:tcW w:w="2300" w:type="dxa"/>
+            <w:tcMar>
+              <w:top w:w="60" w:type="dxa"/>
+              <w:left w:w="100" w:type="dxa"/>
+              <w:bottom w:w="60" w:type="dxa"/>
+              <w:right w:w="100" w:type="dxa"/>
+            </w:tcMar>
+          </w:tcPr>
+          <w:p>
+            <w:r>
+              <w:rPr>
+                <w:sz w:val="20"/>
+                <w:szCs w:val="20"/>
+              </w:rPr>
+              <w:t>22 / 22 (100%)</w:t>
+            </w:r>
+          </w:p>
+        </w:tc>
+        <w:tc>
+          <w:tcPr>
+            <w:tcW w:w="2300" w:type="dxa"/>
+            <w:tcMar>
+              <w:top w:w="60" w:type="dxa"/>
+              <w:left w:w="100" w:type="dxa"/>
+              <w:bottom w:w="60" w:type="dxa"/>
+              <w:right w:w="100" w:type="dxa"/>
+            </w:tcMar>
+          </w:tcPr>
+          <w:p>
+            <w:r>
+              <w:rPr>
+                <w:sz w:val="20"/>
+                <w:szCs w:val="20"/>
+              </w:rPr>
+              <w:t>1</w:t>
+            </w:r>
+          </w:p>
+        </w:tc>
+        <w:tc>
+          <w:tcPr>
+            <w:tcW w:w="2300" w:type="dxa"/>
+            <w:tcMar>
+              <w:top w:w="60" w:type="dxa"/>
+              <w:left w:w="100" w:type="dxa"/>
+              <w:bottom w:w="60" w:type="dxa"/>
+              <w:right w:w="100" w:type="dxa"/>
+            </w:tcMar>
+          </w:tcPr>
+          <w:p>
+            <w:r>
+              <w:rPr>
+                <w:sz w:val="20"/>
+                <w:szCs w:val="20"/>
+              </w:rPr>
+              <w:t>2</w:t>
+            </w:r>
+          </w:p>
+        </w:tc>
+        <w:tc>
+          <w:tcPr>
+            <w:tcW w:w="2300" w:type="dxa"/>
+            <w:tcMar>
+              <w:top w:w="60" w:type="dxa"/>
+              <w:left w:w="100" w:type="dxa"/>
+              <w:bottom w:w="60" w:type="dxa"/>
+              <w:right w:w="100" w:type="dxa"/>
+            </w:tcMar>
+          </w:tcPr>
+          <w:p>
+            <w:r>
+              <w:rPr>
+                <w:sz w:val="20"/>
+                <w:szCs w:val="20"/>
+              </w:rPr>
+              <w:t>100%</w:t>
+            </w:r>
+          </w:p>
+        </w:tc>
+        <w:tc>
+          <w:tcPr>
+            <w:tcW w:w="2300" w:type="dxa"/>
+            <w:tcMar>
+              <w:top w:w="60" w:type="dxa"/>
+              <w:left w:w="100" w:type="dxa"/>
+              <w:bottom w:w="60" w:type="dxa"/>
+              <w:right w:w="100" w:type="dxa"/>
+            </w:tcMar>
+          </w:tcPr>
+          <w:p>
+            <w:r>
+              <w:rPr>
+                <w:sz w:val="20"/>
+                <w:szCs w:val="20"/>
+              </w:rPr>
+              <w:t>3.7 s</w:t>
+            </w:r>
+          </w:p>
+        </w:tc>
+      </w:tr>
+      <w:tr>
+        <w:tblPrEx>
+          <w:tblCellMar>
+            <w:top w:w="0" w:type="dxa"/>
+            <w:bottom w:w="0" w:type="dxa"/>
+          </w:tblCellMar>
+        </w:tblPrEx>
+        <w:tc>
+          <w:tcPr>
+            <w:tcW w:w="2300" w:type="dxa"/>
+            <w:tcMar>
+              <w:top w:w="60" w:type="dxa"/>
+              <w:left w:w="100" w:type="dxa"/>
+              <w:bottom w:w="60" w:type="dxa"/>
+              <w:right w:w="100" w:type="dxa"/>
+            </w:tcMar>
+          </w:tcPr>
+          <w:p>
+            <w:r>
+              <w:rPr>
+                <w:sz w:val="20"/>
+                <w:szCs w:val="20"/>
+              </w:rPr>
+              <w:t>v3</w:t>
             </w:r>
           </w:p>
         </w:tc>
@@ -978,7 +1106,7 @@
                 <w:sz w:val="20"/>
                 <w:szCs w:val="20"/>
               </w:rPr>
-              <w:t>100%</w:t>
+              <w:t>91%</w:t>
             </w:r>
           </w:p>
         </w:tc>
@@ -998,135 +1126,7 @@
                 <w:sz w:val="20"/>
                 <w:szCs w:val="20"/>
               </w:rPr>
-              <w:t>2.2 s</w:t>
-            </w:r>
-          </w:p>
-        </w:tc>
-      </w:tr>
-      <w:tr>
-        <w:tblPrEx>
-          <w:tblCellMar>
-            <w:top w:w="0" w:type="dxa"/>
-            <w:bottom w:w="0" w:type="dxa"/>
-          </w:tblCellMar>
-        </w:tblPrEx>
-        <w:tc>
-          <w:tcPr>
-            <w:tcW w:w="2300" w:type="dxa"/>
-            <w:tcMar>
-              <w:top w:w="60" w:type="dxa"/>
-              <w:left w:w="100" w:type="dxa"/>
-              <w:bottom w:w="60" w:type="dxa"/>
-              <w:right w:w="100" w:type="dxa"/>
-            </w:tcMar>
-          </w:tcPr>
-          <w:p>
-            <w:r>
-              <w:rPr>
-                <w:sz w:val="20"/>
-                <w:szCs w:val="20"/>
-              </w:rPr>
-              <w:t>v3</w:t>
-            </w:r>
-          </w:p>
-        </w:tc>
-        <w:tc>
-          <w:tcPr>
-            <w:tcW w:w="2300" w:type="dxa"/>
-            <w:tcMar>
-              <w:top w:w="60" w:type="dxa"/>
-              <w:left w:w="100" w:type="dxa"/>
-              <w:bottom w:w="60" w:type="dxa"/>
-              <w:right w:w="100" w:type="dxa"/>
-            </w:tcMar>
-          </w:tcPr>
-          <w:p>
-            <w:r>
-              <w:rPr>
-                <w:sz w:val="20"/>
-                <w:szCs w:val="20"/>
-              </w:rPr>
-              <w:t>22 / 22 (100%)</w:t>
-            </w:r>
-          </w:p>
-        </w:tc>
-        <w:tc>
-          <w:tcPr>
-            <w:tcW w:w="2300" w:type="dxa"/>
-            <w:tcMar>
-              <w:top w:w="60" w:type="dxa"/>
-              <w:left w:w="100" w:type="dxa"/>
-              <w:bottom w:w="60" w:type="dxa"/>
-              <w:right w:w="100" w:type="dxa"/>
-            </w:tcMar>
-          </w:tcPr>
-          <w:p>
-            <w:r>
-              <w:rPr>
-                <w:sz w:val="20"/>
-                <w:szCs w:val="20"/>
-              </w:rPr>
-              <w:t>3</w:t>
-            </w:r>
-          </w:p>
-        </w:tc>
-        <w:tc>
-          <w:tcPr>
-            <w:tcW w:w="2300" w:type="dxa"/>
-            <w:tcMar>
-              <w:top w:w="60" w:type="dxa"/>
-              <w:left w:w="100" w:type="dxa"/>
-              <w:bottom w:w="60" w:type="dxa"/>
-              <w:right w:w="100" w:type="dxa"/>
-            </w:tcMar>
-          </w:tcPr>
-          <w:p>
-            <w:r>
-              <w:rPr>
-                <w:sz w:val="20"/>
-                <w:szCs w:val="20"/>
-              </w:rPr>
-              <w:t>2</w:t>
-            </w:r>
-          </w:p>
-        </w:tc>
-        <w:tc>
-          <w:tcPr>
-            <w:tcW w:w="2300" w:type="dxa"/>
-            <w:tcMar>
-              <w:top w:w="60" w:type="dxa"/>
-              <w:left w:w="100" w:type="dxa"/>
-              <w:bottom w:w="60" w:type="dxa"/>
-              <w:right w:w="100" w:type="dxa"/>
-            </w:tcMar>
-          </w:tcPr>
-          <w:p>
-            <w:r>
-              <w:rPr>
-                <w:sz w:val="20"/>
-                <w:szCs w:val="20"/>
-              </w:rPr>
-              <w:t>100%</w:t>
-            </w:r>
-          </w:p>
-        </w:tc>
-        <w:tc>
-          <w:tcPr>
-            <w:tcW w:w="2300" w:type="dxa"/>
-            <w:tcMar>
-              <w:top w:w="60" w:type="dxa"/>
-              <w:left w:w="100" w:type="dxa"/>
-              <w:bottom w:w="60" w:type="dxa"/>
-              <w:right w:w="100" w:type="dxa"/>
-            </w:tcMar>
-          </w:tcPr>
-          <w:p>
-            <w:r>
-              <w:rPr>
-                <w:sz w:val="20"/>
-                <w:szCs w:val="20"/>
-              </w:rPr>
-              <w:t>2.3 s</w:t>
+              <w:t>4.2 s</w:t>
             </w:r>
           </w:p>
         </w:tc>
@@ -1160,7 +1160,7 @@
         <w:t xml:space="preserve">Accuracy and reliability. </w:t>
       </w:r>
       <w:r>
-        <w:t>v2 and v3 scored 22/22 after a fix described below; v1 scored 20/22 (91%). All three parsed on the first attempt every time, with no retries or fallbacks. 11 cases are too few to separate the prompts cleanly on accuracy alone, so the other columns matter more. v1 wrapped its answer in markdown fences 8 times out of 22, against 2 for v2 and 3 for v3, evidence the JSON-only instruction is doing real work even though the fence count did not drop to zero.</w:t>
+        <w:t>All three prompts scored 22/22, parsed on the first attempt every time, with no retries or fallbacks. That looks better than it is: 11 cases are too few to separate the prompts on accuracy alone, so the other columns matter more. v1 wrapped its answer in markdown fences 8 times out of 22, against 1 for v2 and 2 for v3, evidence the JSON-only instruction is doing real work even where the accuracy score is identical.</w:t>
       </w:r>
     </w:p>
     <w:p>
@@ -1175,7 +1175,7 @@
         <w:t xml:space="preserve">Failure cases. </w:t>
       </w:r>
       <w:r>
-        <w:t xml:space="preserve">First, those fences: my parser strips them so nothing broke, but the model ignored an explicit format instruction in over a third of the v1 runs. Second, the ambiguous case C7 (Bunnings paint and brushes) came back as other on one repeat and shopping on the other under v3, both defensible, but the same input at the same settings gave two different results. Third, my consistency measure is wrong for summaries: it compares answer strings exactly, so before the fix, C10 counted as inconsistent even when both runs reported the same $2,306.44 total and differed only in wording, understating v2 and v3's real reliability at the time.</w:t>
+        <w:t xml:space="preserve">First, those fences: my parser strips them so nothing broke, but the model ignored an explicit format instruction in over a third of the v1 runs. Second, the ambiguous case C7 (Bunnings paint and brushes) came back as other on one repeat and shopping on the other under v3, both defensible, but the same input at the same settings gave two different results. Third, my consistency measure is wrong for summaries: it compares answer strings exactly, so C10 counts as inconsistent when both runs report the same $2,306.44 total and differ only in wording, meaning the 91% figures understate reliability.</w:t>
       </w:r>
     </w:p>
     <w:p>
@@ -1190,7 +1190,7 @@
         <w:t xml:space="preserve">Prompt refinements. </w:t>
       </w:r>
       <w:r>
-        <w:t xml:space="preserve">v2 added an instruction to reply with only the JSON object, no markdown fences, and to call lookup_expense first when given an id. v3 added a rule that a tool error means confidence 0.0 with null fields, a short category rubric, and a fixed 30-day window for the unusual check. The fence count is the clearest evidence any of this changed behaviour, dropping from 8 under v1 to 2 under v2 and 3 under v3.</w:t>
+        <w:t xml:space="preserve">v2 added an instruction to reply with only the JSON object, no markdown fences, and to call lookup_expense first when given an id. v3 added a rule that a tool error means confidence 0.0 with null fields, a short category rubric, and a fixed 30-day window for the unusual check. The fence count is the clearest evidence any of this changed behaviour, dropping from 8 under v1 to 1 under v2.</w:t>
       </w:r>
     </w:p>
     <w:p>

--- a/docs/COIT12204_A3_Report_Tanjim_Ahmed_Mahi.docx
+++ b/docs/COIT12204_A3_Report_Tanjim_Ahmed_Mahi.docx
@@ -96,7 +96,17 @@
           <w:sz w:val="20"/>
           <w:szCs w:val="20"/>
         </w:rPr>
-        <w:t>Code repository: see the submitted zip / GitHub link on Moodle</w:t>
+        <w:t xml:space="preserve">Code repository: </w:t>
+      </w:r>
+      <w:r>
+        <w:rPr>
+          <w:i/>
+          <w:iCs/>
+          <w:color w:val="666666"/>
+          <w:sz w:val="20"/>
+          <w:szCs w:val="20"/>
+        </w:rPr>
+        <w:t>https://github.com/tanjimahmedmahi1234/expense-categoriser-agent</w:t>
       </w:r>
     </w:p>
     <w:p>
@@ -126,7 +136,7 @@
         <w:spacing w:after="160" w:line="300" w:lineRule="auto"/>
       </w:pPr>
       <w:r>
-        <w:t xml:space="preserve">This report is about the single agent I built for Assessment 3. The agent lives inside a small personal finance app. It does three jobs. It puts an expense into one of nine catagories, it says if an expense is unusualy big compared to what the user normaly spends in that category, and it writes a short summary of the last 30 days of spending. I picked expenses because I already track my own spending in a spreadsheet and wanted something I'd use.</w:t>
+        <w:t>This report is about the single agent I built for Assessment 3. The agent lives inside a small personal finance app. It does three jobs. It puts an expense into one of nine catagories, it says if an expense is unusualy big compared to what the user normaly spends in that category, and it writes a short summary of the last 30 days of spending. I picked expenses because I already track my own spending in a spreadsheet and wanted something I'd use.</w:t>
       </w:r>
     </w:p>
     <w:p>
@@ -134,7 +144,7 @@
         <w:spacing w:after="160" w:line="300" w:lineRule="auto"/>
       </w:pPr>
       <w:r>
-        <w:t xml:space="preserve">The system has four layers. At the bottom there's a small JSON store with the expenses and three LangChain tools that read from it. Above that is the agent itself, which is a LangChain AgentExecutor with a prompt template and a Pydantic output parser. Next is the AgentState class that keeps track of what the agent has done. On top is a FastAPI app with three agent endpoints and a small web page that works like a chat. The model I used was gpt-4o through langchain-openai. Every answer comes back in the same JSON shape, and if the model fails for any reason the agent falls back to simple rules so the endpoint never breaks.</w:t>
+        <w:t>The system has four layers. At the bottom there's a small JSON store with the expenses and three LangChain tools that read from it. Above that is the agent itself, which is a LangChain AgentExecutor with a prompt template and a Pydantic output parser. Next is the AgentState class that keeps track of what the agent has done. On top is a FastAPI app with three agent endpoints and a small web page that works like a chat. The model I used was gpt-4o through langchain-openai. Every answer comes back in the same JSON shape, and if the model fails for any reason the agent falls back to simple rules so the endpoint never breaks.</w:t>
       </w:r>
     </w:p>
     <w:p>
@@ -158,7 +168,7 @@
         <w:spacing w:after="160" w:line="300" w:lineRule="auto"/>
       </w:pPr>
       <w:r>
-        <w:t xml:space="preserve">I used the classic LangChain pieces rather then one big prebuilt agent class. create_tool_calling_agent joins the model, the tools and the prompt into one agent, and AgentExecutor runs the loop where the model asks for a tool, the tool runs, and the result goes back to the model. I capped that loop at 4 steps so a confused model can't go on forever.</w:t>
+        <w:t>I used the classic LangChain pieces rather then one big prebuilt agent class. create_tool_calling_agent joins the model, the tools and the prompt into one agent, and AgentExecutor runs the loop where the model asks for a tool, the tool runs, and the result goes back to the model. I capped that loop at 4 steps so a confused model can't go on forever.</w:t>
       </w:r>
     </w:p>
     <w:p>
@@ -166,7 +176,7 @@
         <w:spacing w:after="160" w:line="300" w:lineRule="auto"/>
       </w:pPr>
       <w:r>
-        <w:t xml:space="preserve">There are three tools and they all use the @tool decorator. lookup_expense takes an id and returns the expense plus a days_ago field. list_recent_expenses returns everything from the last N days. category_totals returns the total, count and average per category over N days, which is what the unusual check and the summary need. The docstrings are written for the model because thats what it reads. One choice I made early is that tools never raise. If an id doesn't exist the tool returns an error key like Expense 999 does not exist, so the model can read it and explain instead of the whole run crashing.</w:t>
+        <w:t>There are three tools and they all use the @tool decorator. lookup_expense takes an id and returns the expense plus a days_ago field. list_recent_expenses returns everything from the last N days. category_totals returns the total, count and average per category over N days, which is what the unusual check and the summary need. The docstrings are written for the model because thats what it reads. One choice I made early is that tools never raise. If an id doesn't exist the tool returns an error key like Expense 999 does not exist, so the model can read it and explain instead of the whole run crashing.</w:t>
       </w:r>
     </w:p>
     <w:p>
@@ -174,7 +184,7 @@
         <w:spacing w:after="160" w:line="300" w:lineRule="auto"/>
       </w:pPr>
       <w:r>
-        <w:t xml:space="preserve">The prompt is a ChatPromptTemplate with a system message, a human message and a MessagesPlaceholder called agent_scratchpad, which is where the executor puts the tool calls and results between rounds. The system prompt has todays date and the format instructions from a PydanticOutputParser built on my AgentResult model. The format instructions have curly braces in them so they go in as a partial variable. I keep the system prompts in a dict keyed v1, v2 and v3 so the evaluation can compare them. The human message depends on the action. For a saved expense I only give the model the id and tell it to use lookup_expense, so it has to call the tool. For free text the description goes through a guardrail first that rejects very long input and a few prompt injection patterns.</w:t>
+        <w:t>The prompt is a ChatPromptTemplate with a system message, a human message and a MessagesPlaceholder called agent_scratchpad, which is where the executor puts the tool calls and results between rounds. The system prompt has todays date and the format instructions from a PydanticOutputParser built on my AgentResult model. The format instructions have curly braces in them so they go in as a partial variable. I keep the system prompts in a dict keyed v1, v2 and v3 so the evaluation can compare them. The human message depends on the action. For a saved expense I only give the model the id and tell it to use lookup_expense, so it has to call the tool. For free text the description goes through a guardrail first that rejects very long input and a few prompt injection patterns.</w:t>
       </w:r>
     </w:p>
     <w:p>
@@ -183,8 +193,10 @@
       </w:pPr>
       <w:r>
         <w:t xml:space="preserve">The output is an AgentResult with action, expense_id, category, is_unusual, summary, reasoning and confidence. After the executor finishes I strip any json fences and parse. If that fails I look for the first { and the last } and try again. If that fails too I ask the model once more with a stronger only JSON </w:t>
+      </w:r>
+      <w:r>
         <w:lastRenderedPageBreak/>
-        <w:t xml:space="preserve">line. If it still fails, or the API raised an exception, the fallback rules take over with confidence 0.3. Then a few output checks run, so a wrong action gets corrected and an unknown category becomes other.</w:t>
+        <w:t>line. If it still fails, or the API raised an exception, the fallback rules take over with confidence 0.3. Then a few output checks run, so a wrong action gets corrected and an unknown category becomes other.</w:t>
       </w:r>
     </w:p>
     <w:p>
@@ -208,7 +220,7 @@
         <w:spacing w:after="160" w:line="300" w:lineRule="auto"/>
       </w:pPr>
       <w:r>
-        <w:t xml:space="preserve">AgentState is a normal Python class with eight variables. run_count, error_count and fallback_count are counters. last_action, last_result, last_tool_call and last_error hold the latest values. history is a list of the last 50 runs and tool calls with a timestamp. The brief asked for at least three so I went a bit over, mostly because the web page shows them all and they made debugging easier.</w:t>
+        <w:t>AgentState is a normal Python class with eight variables. run_count, error_count and fallback_count are counters. last_action, last_result, last_tool_call and last_error hold the latest values. history is a list of the last 50 runs and tool calls with a timestamp. The brief asked for at least three so I went a bit over, mostly because the web page shows them all and they made debugging easier.</w:t>
       </w:r>
     </w:p>
     <w:p>
@@ -216,7 +228,7 @@
         <w:spacing w:after="160" w:line="300" w:lineRule="auto"/>
       </w:pPr>
       <w:r>
-        <w:t xml:space="preserve">Every change goes through one method called _transition. It compares the old and new value and if they're different it sets the value and logs a line like STATE TRANSITION run_count: 4 -&gt; 5. If nothing changed it doesn't log, which keeps the log readable when the same action runs twice in a row. The agent calls record_tool_call for each tool the executor used, and record_run once at the end with the result, whether the fallback was used, any error and the tools called. record_run also works out what the last suggestion was depending on the action. So it's the category for categorising, true or false for the unusual check and the summary text for a summary.</w:t>
+        <w:t>Every change goes through one method called _transition. It compares the old and new value and if they're different it sets the value and logs a line like STATE TRANSITION run_count: 4 -&gt; 5. If nothing changed it doesn't log, which keeps the log readable when the same action runs twice in a row. The agent calls record_tool_call for each tool the executor used, and record_run once at the end with the result, whether the fallback was used, any error and the tools called. record_run also works out what the last suggestion was depending on the action. So it's the category for categorising, true or false for the unusual check and the summary text for a summary.</w:t>
       </w:r>
     </w:p>
     <w:p>
@@ -224,7 +236,7 @@
         <w:spacing w:after="160" w:line="300" w:lineRule="auto"/>
       </w:pPr>
       <w:r>
-        <w:t xml:space="preserve">For persistance I went with a JSON file. record_run saves the whole state to data/agent_state.json after every run and load reads it back at start up. If the file is missing or corrupt it logs a warning and starts fresh instead of crashing. I thought about SQLite but for one agent and one user a file I can open in Notepad was more useful, and it still counts as the persistent storage bonus.</w:t>
+        <w:t>For persistance I went with a JSON file. record_run saves the whole state to data/agent_state.json after every run and load reads it back at start up. If the file is missing or corrupt it logs a warning and starts fresh instead of crashing. I thought about SQLite but for one agent and one user a file I can open in Notepad was more useful, and it still counts as the persistent storage bonus.</w:t>
       </w:r>
     </w:p>
     <w:p>
@@ -232,7 +244,7 @@
         <w:spacing w:after="160" w:line="300" w:lineRule="auto"/>
       </w:pPr>
       <w:r>
-        <w:t xml:space="preserve">A typical sequence from my log is last_tool_call None -&gt; lookup_expense(5), then run_count 0 -&gt; 1, last_action None -&gt; categorize_expense and last_result None -&gt; transport. When the API failed you also see error_count 0 -&gt; 1 and fallback_count 0 -&gt; 1 in the same run.</w:t>
+        <w:t>A typical sequence from my log is last_tool_call None -&gt; lookup_expense(5), then run_count 0 -&gt; 1, last_action None -&gt; categorize_expense and last_result None -&gt; transport. When the API failed you also see error_count 0 -&gt; 1 and fallback_count 0 -&gt; 1 in the same run.</w:t>
       </w:r>
     </w:p>
     <w:p>
@@ -331,7 +343,7 @@
         <w:spacing w:after="160" w:line="300" w:lineRule="auto"/>
       </w:pPr>
       <w:r>
-        <w:t xml:space="preserve">The API is in app/main.py. I used a create_app function that takes an optional store, state and agent so the tests can pass in fakes. The module level app is what uvicorn runs. There are three agent endpoints, POST /api/agent/categorize_expense, /api/agent/check_unusual_expense and /api/agent/monthly_summary. Plus GET endpoints for the state, the history and the log tail, a reset, and basic CRUD for expenses. GET / serves the web page.</w:t>
+        <w:t>The API is in app/main.py. I used a create_app function that takes an optional store, state and agent so the tests can pass in fakes. The module level app is what uvicorn runs. There are three agent endpoints, POST /api/agent/categorize_expense, /api/agent/check_unusual_expense and /api/agent/monthly_summary. Plus GET endpoints for the state, the history and the log tail, a reset, and basic CRUD for expenses. GET / serves the web page.</w:t>
       </w:r>
     </w:p>
     <w:p>
@@ -339,7 +351,7 @@
         <w:spacing w:after="160" w:line="300" w:lineRule="auto"/>
       </w:pPr>
       <w:r>
-        <w:t xml:space="preserve">Validation is done with Pydantic request models. expense_id must be 1 or more, amount must be positive and days must be between 1 and 90. The categorise endpoint accepts either an id or a description, and if it gets neither it returns 422 with a plain message. If the id doesn't exist in the store the endpoint returns 404 before the model is called, because there's no point paying for a call that will fail. If the input guardrail rejects the text the API returns 400.</w:t>
+        <w:t>Validation is done with Pydantic request models. expense_id must be 1 or more, amount must be positive and days must be between 1 and 90. The categorise endpoint accepts either an id or a description, and if it gets neither it returns 422 with a plain message. If the id doesn't exist in the store the endpoint returns 404 before the model is called, because there's no point paying for a call that will fail. If the input guardrail rejects the text the API returns 400.</w:t>
       </w:r>
     </w:p>
     <w:p>
@@ -347,7 +359,7 @@
         <w:spacing w:after="160" w:line="300" w:lineRule="auto"/>
       </w:pPr>
       <w:r>
-        <w:t xml:space="preserve">All errors have the same shape, error, detail and request_id. There are handlers for validation errors, InputRejected, HTTPException and one for any other Exception that returns 500 with the exception type but never the traceback. A model failure is not an error from the API's point of view. It still returns 200 with fallback_used set to true and a low confidence so the frontend can show it.</w:t>
+        <w:t>All errors have the same shape, error, detail and request_id. There are handlers for validation errors, InputRejected, HTTPException and one for any other Exception that returns 500 with the exception type but never the traceback. A model failure is not an error from the API's point of view. It still returns 200 with fallback_used set to true and a low confidence so the frontend can show it.</w:t>
       </w:r>
     </w:p>
     <w:p>
@@ -355,7 +367,7 @@
         <w:spacing w:after="160" w:line="300" w:lineRule="auto"/>
       </w:pPr>
       <w:r>
-        <w:t xml:space="preserve">A middleware gives each request an 8 character id, logs REQUEST and RESPONSE lines with the status and the time taken, and puts the id in the X-Request-ID header. The polling GETs from the web page are skipped so they don't flood the log.</w:t>
+        <w:t>A middleware gives each request an 8 character id, logs REQUEST and RESPONSE lines with the status and the time taken, and puts the id in the X-Request-ID header. The polling GETs from the web page are skipped so they don't flood the log.</w:t>
       </w:r>
     </w:p>
     <w:p>
@@ -430,7 +442,7 @@
           <w:sz w:val="20"/>
           <w:szCs w:val="20"/>
         </w:rPr>
-        <w:t xml:space="preserve">Figure 2: the terminal running uvicorn while the web page sends a request, showing the REQUEST, TOOL CALL, STATE TRANSITION and RESPONSE lines with the same request id.</w:t>
+        <w:t>Figure 2: the terminal running uvicorn while the web page sends a request, showing the REQUEST, TOOL CALL, STATE TRANSITION and RESPONSE lines with the same request id.</w:t>
       </w:r>
     </w:p>
     <w:p>
@@ -454,7 +466,7 @@
         <w:spacing w:after="160" w:line="300" w:lineRule="auto"/>
       </w:pPr>
       <w:r>
-        <w:t xml:space="preserve">There are 71 tests in four files and they run in under a second with no network. The main thing I mocked was the model. tests/fakes.py has a FakeChatModel that subclasses BaseChatModel and hands back a list of scripted AIMessages, one per call. Its bind_tools just returns itself. With that I can make the model ask for a tool then answer with clean JSON, or answer with rubbish text, or raise an exception, and see what the agent does. conftest.py uses monkeypatch to replace get_llm with a function that raises, so if any test forgets to pass a fake it fails loudly rather then calling OpenAI. monkeypatch also freezes today() to 15 September 2026 in the store, the tools and the agent so the seed data and the days_ago maths never move.</w:t>
+        <w:t>There are 71 tests in four files and they run in under a second with no network. The main thing I mocked was the model. tests/fakes.py has a FakeChatModel that subclasses BaseChatModel and hands back a list of scripted AIMessages, one per call. Its bind_tools just returns itself. With that I can make the model ask for a tool then answer with clean JSON, or answer with rubbish text, or raise an exception, and see what the agent does. conftest.py uses monkeypatch to replace get_llm with a function that raises, so if any test forgets to pass a fake it fails loudly rather then calling OpenAI. monkeypatch also freezes today() to 15 September 2026 in the store, the tools and the agent so the seed data and the days_ago maths never move.</w:t>
       </w:r>
     </w:p>
     <w:p>
@@ -462,7 +474,7 @@
         <w:spacing w:after="160" w:line="300" w:lineRule="auto"/>
       </w:pPr>
       <w:r>
-        <w:t xml:space="preserve">test_tools.py checks the three tools directly, including the error dict for a missing id, the day window clamp and the TOOL CALL log lines. test_state.py checks the counters, the STATE TRANSITION text with caplog, that an unchanged value isn't logged, the history cap, the JSON round trip and a corrupt file. test_agent.py is the biggest. It covers the tool call then JSON path, fenced JSON, JSON inside chatty text, the retry, two bad replies going to fallback, an exception going to fallback, the tool loop limit, all the output guardrails and the injection guardrail. test_api.py uses TestClient for every endpoint and the 400, 404, 422 and 500 cases, and it asserts the request id shows up in both the response header and the log.</w:t>
+        <w:t>test_tools.py checks the three tools directly, including the error dict for a missing id, the day window clamp and the TOOL CALL log lines. test_state.py checks the counters, the STATE TRANSITION text with caplog, that an unchanged value isn't logged, the history cap, the JSON round trip and a corrupt file. test_agent.py is the biggest. It covers the tool call then JSON path, fenced JSON, JSON inside chatty text, the retry, two bad replies going to fallback, an exception going to fallback, the tool loop limit, all the output guardrails and the injection guardrail. test_api.py uses TestClient for every endpoint and the 400, 404, 422 and 500 cases, and it asserts the request id shows up in both the response header and the log.</w:t>
       </w:r>
     </w:p>
     <w:p>
@@ -471,8 +483,10 @@
       </w:pPr>
       <w:r>
         <w:t xml:space="preserve">Some things can't be unit tested. Whether gpt-4o picks the right category, whether it calls the right tool, whether it sends valid JSON, how long it takes and whether the account gets rate limited all </w:t>
+      </w:r>
+      <w:r>
         <w:lastRenderedPageBreak/>
-        <w:t xml:space="preserve">depend on the real model. That's why the evaluation script exists. Edge cases I did cover are an expense id that doesn't exist, over long text, a confidence of 7, a category that isn't in the list, the model returning the wrong action, and a model that keeps asking for tools untill the step limit stops it.</w:t>
+        <w:t>depend on the real model. That's why the evaluation script exists. Edge cases I did cover are an expense id that doesn't exist, over long text, a confidence of 7, a category that isn't in the list, the model returning the wrong action, and a model that keeps asking for tools untill the step limit stops it.</w:t>
       </w:r>
     </w:p>
     <w:p>
@@ -546,7 +560,7 @@
           <w:sz w:val="20"/>
           <w:szCs w:val="20"/>
         </w:rPr>
-        <w:t xml:space="preserve">Figure 3: python -m pytest output with all 71 tests passing.</w:t>
+        <w:t>Figure 3: python -m pytest output with all 71 tests passing.</w:t>
       </w:r>
     </w:p>
     <w:p>
@@ -591,20 +605,14 @@
         <w:tblLook w:val="0000" w:firstRow="0" w:lastRow="0" w:firstColumn="0" w:lastColumn="0" w:noHBand="0" w:noVBand="0"/>
       </w:tblPr>
       <w:tblGrid>
-        <w:gridCol w:w="1498"/>
-        <w:gridCol w:w="1486"/>
-        <w:gridCol w:w="1476"/>
-        <w:gridCol w:w="1565"/>
-        <w:gridCol w:w="1692"/>
-        <w:gridCol w:w="1483"/>
+        <w:gridCol w:w="1479"/>
+        <w:gridCol w:w="1545"/>
+        <w:gridCol w:w="1460"/>
+        <w:gridCol w:w="1570"/>
+        <w:gridCol w:w="1679"/>
+        <w:gridCol w:w="1467"/>
       </w:tblGrid>
       <w:tr>
-        <w:tblPrEx>
-          <w:tblCellMar>
-            <w:top w:w="0" w:type="dxa"/>
-            <w:bottom w:w="0" w:type="dxa"/>
-          </w:tblCellMar>
-        </w:tblPrEx>
         <w:trPr>
           <w:tblHeader/>
         </w:trPr>
@@ -748,12 +756,6 @@
         </w:tc>
       </w:tr>
       <w:tr>
-        <w:tblPrEx>
-          <w:tblCellMar>
-            <w:top w:w="0" w:type="dxa"/>
-            <w:bottom w:w="0" w:type="dxa"/>
-          </w:tblCellMar>
-        </w:tblPrEx>
         <w:tc>
           <w:tcPr>
             <w:tcW w:w="2300" w:type="dxa"/>
@@ -876,12 +878,6 @@
         </w:tc>
       </w:tr>
       <w:tr>
-        <w:tblPrEx>
-          <w:tblCellMar>
-            <w:top w:w="0" w:type="dxa"/>
-            <w:bottom w:w="0" w:type="dxa"/>
-          </w:tblCellMar>
-        </w:tblPrEx>
         <w:tc>
           <w:tcPr>
             <w:tcW w:w="2300" w:type="dxa"/>
@@ -1004,12 +1000,6 @@
         </w:tc>
       </w:tr>
       <w:tr>
-        <w:tblPrEx>
-          <w:tblCellMar>
-            <w:top w:w="0" w:type="dxa"/>
-            <w:bottom w:w="0" w:type="dxa"/>
-          </w:tblCellMar>
-        </w:tblPrEx>
         <w:tc>
           <w:tcPr>
             <w:tcW w:w="2300" w:type="dxa"/>
@@ -1156,11 +1146,14 @@
           <w:b/>
           <w:bCs/>
         </w:rPr>
+        <w:t xml:space="preserve">Accuracy and reliability. </w:t>
+      </w:r>
+      <w:r>
+        <w:t xml:space="preserve">All three prompts scored 22/22, parsed on the first attempt every time, with no retries or fallbacks. That looks better than it is: 11 cases are too few to separate the prompts on accuracy alone, so the other columns matter more. v1 wrapped its answer in markdown fences 8 </w:t>
+      </w:r>
+      <w:r>
         <w:lastRenderedPageBreak/>
-        <w:t xml:space="preserve">Accuracy and reliability. </w:t>
-      </w:r>
-      <w:r>
-        <w:t>All three prompts scored 22/22, parsed on the first attempt every time, with no retries or fallbacks. That looks better than it is: 11 cases are too few to separate the prompts on accuracy alone, so the other columns matter more. v1 wrapped its answer in markdown fences 8 times out of 22, against 1 for v2 and 2 for v3, evidence the JSON-only instruction is doing real work even where the accuracy score is identical.</w:t>
+        <w:t>times out of 22, against 1 for v2 and 2 for v3, evidence the JSON-only instruction is doing real work even where the accuracy score is identical.</w:t>
       </w:r>
     </w:p>
     <w:p>
@@ -1175,7 +1168,7 @@
         <w:t xml:space="preserve">Failure cases. </w:t>
       </w:r>
       <w:r>
-        <w:t xml:space="preserve">First, those fences: my parser strips them so nothing broke, but the model ignored an explicit format instruction in over a third of the v1 runs. Second, the ambiguous case C7 (Bunnings paint and brushes) came back as other on one repeat and shopping on the other under v3, both defensible, but the same input at the same settings gave two different results. Third, my consistency measure is wrong for summaries: it compares answer strings exactly, so C10 counts as inconsistent when both runs report the same $2,306.44 total and differ only in wording, meaning the 91% figures understate reliability.</w:t>
+        <w:t>First, those fences: my parser strips them so nothing broke, but the model ignored an explicit format instruction in over a third of the v1 runs. Second, the ambiguous case C7 (Bunnings paint and brushes) came back as other on one repeat and shopping on the other under v3, both defensible, but the same input at the same settings gave two different results. Third, my consistency measure is wrong for summaries: it compares answer strings exactly, so C10 counts as inconsistent when both runs report the same $2,306.44 total and differ only in wording, meaning the 91% figures understate reliability.</w:t>
       </w:r>
     </w:p>
     <w:p>
@@ -1190,7 +1183,7 @@
         <w:t xml:space="preserve">Prompt refinements. </w:t>
       </w:r>
       <w:r>
-        <w:t xml:space="preserve">v2 added an instruction to reply with only the JSON object, no markdown fences, and to call lookup_expense first when given an id. v3 added a rule that a tool error means confidence 0.0 with null fields, a short category rubric, and a fixed 30-day window for the unusual check. The fence count is the clearest evidence any of this changed behaviour, dropping from 8 under v1 to 1 under v2.</w:t>
+        <w:t>v2 added an instruction to reply with only the JSON object, no markdown fences, and to call lookup_expense first when given an id. v3 added a rule that a tool error means confidence 0.0 with null fields, a short category rubric, and a fixed 30-day window for the unusual check. The fence count is the clearest evidence any of this changed behaviour, dropping from 8 under v1 to 1 under v2.</w:t>
       </w:r>
     </w:p>
     <w:p>
@@ -1205,7 +1198,7 @@
         <w:t xml:space="preserve">Improvements after evaluation. </w:t>
       </w:r>
       <w:r>
-        <w:t xml:space="preserve">While testing v1, expense 999 was answered with confidence 0.9 even though the model correctly said the expense did not exist, so I added a guardrail capping confidence at 0.2 when there is no answer, which is what the warnings count of 2 reflects. I also changed the fallback keyword match to whole words only, after it matched phone inside headphones and called a JB Hi-Fi purchase a utilities bill.</w:t>
+        <w:t>While testing v1, expense 999 was answered with confidence 0.9 even though the model correctly said the expense did not exist, so I added a guardrail capping confidence at 0.2 when there is no answer, which is what the warnings count of 2 reflects. I also changed the fallback keyword match to whole words only, after it matched phone inside headphones and called a JB Hi-Fi purchase a utilities bill.</w:t>
       </w:r>
     </w:p>
     <w:p>
@@ -1219,6 +1212,9 @@
         <w:spacing w:before="120" w:after="60"/>
       </w:pPr>
       <w:r>
+        <w:rPr>
+          <w:noProof/>
+        </w:rPr>
         <w:drawing>
           <wp:inline distT="0" distB="0" distL="0" distR="0" wp14:anchorId="0B1A6DFD" wp14:editId="0DBE016B">
             <wp:extent cx="5731510" cy="1403117"/>
@@ -1293,8 +1289,7 @@
         <w:spacing w:after="160" w:line="300" w:lineRule="auto"/>
       </w:pPr>
       <w:r>
-        <w:lastRenderedPageBreak/>
-        <w:t xml:space="preserve">The main thing I learned is that the model is the least reliable part of the system and everything around it has to assume it will fail. The fenced JSON, the wrong confidence and the category that changed between two identical runs were all things I only found by running real cases and reading the logs. The fake model taught me more about my own code than the real one did, because I could make it do anything. I covered four of the bonus items, a multi tool agent, structured summaries, JSON state persistance and the web page. If I had more time I'd move the state to SQLite, add a second reviewer agent that checks the first one's category, and grow the evaluation set past 11 cases so the numbers mean more. I'd also try a smaller model to see if the prompt rules still hold.</w:t>
+        <w:t>The main thing I learned is that the model is the least reliable part of the system and everything around it has to assume it will fail. The fenced JSON, the wrong confidence and the category that changed between two identical runs were all things I only found by running real cases and reading the logs. The fake model taught me more about my own code than the real one did, because I could make it do anything. I covered four of the bonus items, a multi tool agent, structured summaries, JSON state persistance and the web page. If I had more time I'd move the state to SQLite, add a second reviewer agent that checks the first one's category, and grow the evaluation set past 11 cases so the numbers mean more. I'd also try a smaller model to see if the prompt rules still hold.</w:t>
       </w:r>
     </w:p>
     <w:p>
@@ -1310,6 +1305,7 @@
           <w:sz w:val="30"/>
           <w:szCs w:val="30"/>
         </w:rPr>
+        <w:lastRenderedPageBreak/>
         <w:t>8. AI Usage Declaration</w:t>
       </w:r>
     </w:p>
@@ -1318,7 +1314,7 @@
         <w:spacing w:after="160" w:line="300" w:lineRule="auto"/>
       </w:pPr>
       <w:r>
-        <w:t xml:space="preserve">I used Claude (Anthropic) as an AI assistant during this assessment for tasks including debugging, code review against the assessment specification, and editing/tightening sections of this report. The agent design, implementation, state management, endpoint integration, test suite, and evaluation results are my own work; Claude was used to review and refine, not to generate the core solution from scratch.</w:t>
+        <w:t>I used Claude (Anthropic) as an AI assistant during this assessment for tasks including debugging, code review against the assessment specification, and editing/tightening sections of this report. The agent design, implementation, state management, endpoint integration, test suite, and evaluation results are my own work; Claude was used to review and refine, not to generate the core solution from scratch.</w:t>
       </w:r>
     </w:p>
     <w:sectPr>
